--- a/HW2/HW2.docx
+++ b/HW2/HW2.docx
@@ -46,16 +46,13 @@
         <w:jc w:val="center"/>
       </w:pPr>
       <w:r>
-        <w:t xml:space="preserve"> </w:t>
-      </w:r>
-      <w:r>
         <w:rPr>
           <w:noProof/>
         </w:rPr>
         <w:drawing>
-          <wp:inline distT="0" distB="0" distL="0" distR="0" wp14:anchorId="64D623D5" wp14:editId="419FC19A">
-            <wp:extent cx="5322570" cy="3992245"/>
-            <wp:effectExtent l="0" t="0" r="0" b="8255"/>
+          <wp:inline distT="0" distB="0" distL="0" distR="0" wp14:anchorId="64D623D5" wp14:editId="582B7B2A">
+            <wp:extent cx="2901950" cy="2176635"/>
+            <wp:effectExtent l="0" t="0" r="0" b="0"/>
             <wp:docPr id="23" name="圖片 23"/>
             <wp:cNvGraphicFramePr>
               <a:graphicFrameLocks xmlns:a="http://schemas.openxmlformats.org/drawingml/2006/main" noChangeAspect="1"/>
@@ -85,7 +82,7 @@
                   <pic:spPr bwMode="auto">
                     <a:xfrm>
                       <a:off x="0" y="0"/>
-                      <a:ext cx="5322570" cy="3992245"/>
+                      <a:ext cx="2908685" cy="2181686"/>
                     </a:xfrm>
                     <a:prstGeom prst="rect">
                       <a:avLst/>
@@ -136,9 +133,9 @@
           <w:noProof/>
         </w:rPr>
         <w:drawing>
-          <wp:inline distT="0" distB="0" distL="0" distR="0" wp14:anchorId="7AFA1E0E" wp14:editId="66951999">
-            <wp:extent cx="5322570" cy="3992245"/>
-            <wp:effectExtent l="0" t="0" r="0" b="8255"/>
+          <wp:inline distT="0" distB="0" distL="0" distR="0" wp14:anchorId="7AFA1E0E" wp14:editId="7767F1D9">
+            <wp:extent cx="2933700" cy="2200450"/>
+            <wp:effectExtent l="0" t="0" r="0" b="9525"/>
             <wp:docPr id="24" name="圖片 24"/>
             <wp:cNvGraphicFramePr>
               <a:graphicFrameLocks xmlns:a="http://schemas.openxmlformats.org/drawingml/2006/main" noChangeAspect="1"/>
@@ -168,7 +165,7 @@
                   <pic:spPr bwMode="auto">
                     <a:xfrm>
                       <a:off x="0" y="0"/>
-                      <a:ext cx="5322570" cy="3992245"/>
+                      <a:ext cx="2943396" cy="2207723"/>
                     </a:xfrm>
                     <a:prstGeom prst="rect">
                       <a:avLst/>
@@ -212,11 +209,10 @@
         <w:rPr>
           <w:noProof/>
         </w:rPr>
-        <w:lastRenderedPageBreak/>
         <w:drawing>
-          <wp:inline distT="0" distB="0" distL="0" distR="0" wp14:anchorId="0B930D1B" wp14:editId="4A9416A2">
-            <wp:extent cx="5322570" cy="3992245"/>
-            <wp:effectExtent l="0" t="0" r="0" b="8255"/>
+          <wp:inline distT="0" distB="0" distL="0" distR="0" wp14:anchorId="0B930D1B" wp14:editId="36324FC2">
+            <wp:extent cx="2794000" cy="2095666"/>
+            <wp:effectExtent l="0" t="0" r="0" b="0"/>
             <wp:docPr id="25" name="圖片 25"/>
             <wp:cNvGraphicFramePr>
               <a:graphicFrameLocks xmlns:a="http://schemas.openxmlformats.org/drawingml/2006/main" noChangeAspect="1"/>
@@ -246,7 +242,7 @@
                   <pic:spPr bwMode="auto">
                     <a:xfrm>
                       <a:off x="0" y="0"/>
-                      <a:ext cx="5322570" cy="3992245"/>
+                      <a:ext cx="2804971" cy="2103895"/>
                     </a:xfrm>
                     <a:prstGeom prst="rect">
                       <a:avLst/>
@@ -319,6 +315,7 @@
         <w:rPr>
           <w:rFonts w:hint="eastAsia"/>
         </w:rPr>
+        <w:lastRenderedPageBreak/>
         <w:t>F</w:t>
       </w:r>
       <w:r>
@@ -333,11 +330,10 @@
         <w:rPr>
           <w:noProof/>
         </w:rPr>
-        <w:lastRenderedPageBreak/>
         <w:drawing>
-          <wp:inline distT="0" distB="0" distL="0" distR="0" wp14:anchorId="5EB5D475" wp14:editId="2A2618FB">
-            <wp:extent cx="5322570" cy="3992245"/>
-            <wp:effectExtent l="0" t="0" r="0" b="8255"/>
+          <wp:inline distT="0" distB="0" distL="0" distR="0" wp14:anchorId="5EB5D475" wp14:editId="1B442B05">
+            <wp:extent cx="3016250" cy="2262367"/>
+            <wp:effectExtent l="0" t="0" r="0" b="5080"/>
             <wp:docPr id="28" name="圖片 28"/>
             <wp:cNvGraphicFramePr>
               <a:graphicFrameLocks xmlns:a="http://schemas.openxmlformats.org/drawingml/2006/main" noChangeAspect="1"/>
@@ -367,7 +363,7 @@
                   <pic:spPr bwMode="auto">
                     <a:xfrm>
                       <a:off x="0" y="0"/>
-                      <a:ext cx="5322570" cy="3992245"/>
+                      <a:ext cx="3018050" cy="2263717"/>
                     </a:xfrm>
                     <a:prstGeom prst="rect">
                       <a:avLst/>
@@ -423,9 +419,9 @@
           <w:noProof/>
         </w:rPr>
         <w:drawing>
-          <wp:inline distT="0" distB="0" distL="0" distR="0" wp14:anchorId="09D8D753" wp14:editId="053A21F7">
-            <wp:extent cx="5322570" cy="3992245"/>
-            <wp:effectExtent l="0" t="0" r="0" b="8255"/>
+          <wp:inline distT="0" distB="0" distL="0" distR="0" wp14:anchorId="09D8D753" wp14:editId="2F68E9F8">
+            <wp:extent cx="3155950" cy="2367151"/>
+            <wp:effectExtent l="0" t="0" r="0" b="0"/>
             <wp:docPr id="29" name="圖片 29"/>
             <wp:cNvGraphicFramePr>
               <a:graphicFrameLocks xmlns:a="http://schemas.openxmlformats.org/drawingml/2006/main" noChangeAspect="1"/>
@@ -455,7 +451,7 @@
                   <pic:spPr bwMode="auto">
                     <a:xfrm>
                       <a:off x="0" y="0"/>
-                      <a:ext cx="5322570" cy="3992245"/>
+                      <a:ext cx="3165366" cy="2374214"/>
                     </a:xfrm>
                     <a:prstGeom prst="rect">
                       <a:avLst/>
@@ -499,10 +495,9 @@
         <w:rPr>
           <w:noProof/>
         </w:rPr>
-        <w:lastRenderedPageBreak/>
         <w:drawing>
-          <wp:inline distT="0" distB="0" distL="0" distR="0" wp14:anchorId="5C4037B0" wp14:editId="197E839D">
-            <wp:extent cx="5322570" cy="3992245"/>
+          <wp:inline distT="0" distB="0" distL="0" distR="0" wp14:anchorId="5C4037B0" wp14:editId="20706FC1">
+            <wp:extent cx="2960558" cy="2220595"/>
             <wp:effectExtent l="0" t="0" r="0" b="8255"/>
             <wp:docPr id="30" name="圖片 30"/>
             <wp:cNvGraphicFramePr>
@@ -533,7 +528,7 @@
                   <pic:spPr bwMode="auto">
                     <a:xfrm>
                       <a:off x="0" y="0"/>
-                      <a:ext cx="5322570" cy="3992245"/>
+                      <a:ext cx="2962109" cy="2221758"/>
                     </a:xfrm>
                     <a:prstGeom prst="rect">
                       <a:avLst/>
@@ -633,11 +628,20 @@
       </w:r>
     </w:p>
     <w:p/>
-    <w:p>
-      <w:r>
-        <w:rPr>
-          <w:rFonts w:hint="eastAsia"/>
-        </w:rPr>
+    <w:p/>
+    <w:p>
+      <w:pPr>
+        <w:rPr>
+          <w:rFonts w:hint="eastAsia"/>
+        </w:rPr>
+      </w:pPr>
+    </w:p>
+    <w:p>
+      <w:r>
+        <w:rPr>
+          <w:rFonts w:hint="eastAsia"/>
+        </w:rPr>
+        <w:lastRenderedPageBreak/>
         <w:t>2</w:t>
       </w:r>
       <w:r>
@@ -645,6 +649,11 @@
       </w:r>
     </w:p>
     <w:p>
+      <w:pPr>
+        <w:rPr>
+          <w:rFonts w:hint="eastAsia"/>
+        </w:rPr>
+      </w:pPr>
       <w:r>
         <w:rPr>
           <w:rFonts w:hint="eastAsia"/>
@@ -666,25 +675,16 @@
     </w:p>
     <w:p>
       <w:pPr>
-        <w:rPr>
-          <w:rFonts w:hint="eastAsia"/>
-        </w:rPr>
-      </w:pPr>
-    </w:p>
-    <w:p/>
-    <w:p>
-      <w:pPr>
         <w:jc w:val="center"/>
       </w:pPr>
       <w:r>
         <w:rPr>
           <w:noProof/>
         </w:rPr>
-        <w:lastRenderedPageBreak/>
         <w:drawing>
-          <wp:inline distT="0" distB="0" distL="0" distR="0" wp14:anchorId="62EA10B0" wp14:editId="75B463A2">
-            <wp:extent cx="5322570" cy="3992245"/>
-            <wp:effectExtent l="0" t="0" r="0" b="8255"/>
+          <wp:inline distT="0" distB="0" distL="0" distR="0" wp14:anchorId="62EA10B0" wp14:editId="4E36B2AA">
+            <wp:extent cx="2908300" cy="2181398"/>
+            <wp:effectExtent l="0" t="0" r="0" b="9525"/>
             <wp:docPr id="26" name="圖片 26"/>
             <wp:cNvGraphicFramePr>
               <a:graphicFrameLocks xmlns:a="http://schemas.openxmlformats.org/drawingml/2006/main" noChangeAspect="1"/>
@@ -714,7 +714,7 @@
                   <pic:spPr bwMode="auto">
                     <a:xfrm>
                       <a:off x="0" y="0"/>
-                      <a:ext cx="5322570" cy="3992245"/>
+                      <a:ext cx="2910720" cy="2183213"/>
                     </a:xfrm>
                     <a:prstGeom prst="rect">
                       <a:avLst/>
@@ -768,9 +768,9 @@
           <w:noProof/>
         </w:rPr>
         <w:drawing>
-          <wp:inline distT="0" distB="0" distL="0" distR="0" wp14:anchorId="5833590E" wp14:editId="5484775D">
-            <wp:extent cx="5322570" cy="3992245"/>
-            <wp:effectExtent l="0" t="0" r="0" b="8255"/>
+          <wp:inline distT="0" distB="0" distL="0" distR="0" wp14:anchorId="5833590E" wp14:editId="47975EF3">
+            <wp:extent cx="3016250" cy="2262367"/>
+            <wp:effectExtent l="0" t="0" r="0" b="5080"/>
             <wp:docPr id="27" name="圖片 27"/>
             <wp:cNvGraphicFramePr>
               <a:graphicFrameLocks xmlns:a="http://schemas.openxmlformats.org/drawingml/2006/main" noChangeAspect="1"/>
@@ -800,7 +800,7 @@
                   <pic:spPr bwMode="auto">
                     <a:xfrm>
                       <a:off x="0" y="0"/>
-                      <a:ext cx="5322570" cy="3992245"/>
+                      <a:ext cx="3021960" cy="2266650"/>
                     </a:xfrm>
                     <a:prstGeom prst="rect">
                       <a:avLst/>
@@ -892,6 +892,19 @@
         <w:t>rectangular window as our expected. Hence, if the width of main lobe is too long, harmonics may overlap such that you cannot see separation frequency components. And it affects you to choose frame length.</w:t>
       </w:r>
     </w:p>
+    <w:p/>
+    <w:p/>
+    <w:p/>
+    <w:p/>
+    <w:p/>
+    <w:p/>
+    <w:p/>
+    <w:p/>
+    <w:p/>
+    <w:p/>
+    <w:p/>
+    <w:p/>
+    <w:p/>
     <w:p>
       <w:r>
         <w:rPr>
@@ -913,9 +926,9 @@
           <w:noProof/>
         </w:rPr>
         <w:drawing>
-          <wp:inline distT="0" distB="0" distL="0" distR="0" wp14:anchorId="1A21D88F" wp14:editId="262DB47A">
-            <wp:extent cx="5327650" cy="3994150"/>
-            <wp:effectExtent l="0" t="0" r="0" b="6350"/>
+          <wp:inline distT="0" distB="0" distL="0" distR="0" wp14:anchorId="1A21D88F" wp14:editId="50DE3880">
+            <wp:extent cx="2571750" cy="1928046"/>
+            <wp:effectExtent l="0" t="0" r="0" b="0"/>
             <wp:docPr id="33" name="圖片 33"/>
             <wp:cNvGraphicFramePr>
               <a:graphicFrameLocks xmlns:a="http://schemas.openxmlformats.org/drawingml/2006/main" noChangeAspect="1"/>
@@ -945,7 +958,7 @@
                   <pic:spPr bwMode="auto">
                     <a:xfrm>
                       <a:off x="0" y="0"/>
-                      <a:ext cx="5327650" cy="3994150"/>
+                      <a:ext cx="2576326" cy="1931476"/>
                     </a:xfrm>
                     <a:prstGeom prst="rect">
                       <a:avLst/>
@@ -996,12 +1009,10 @@
       <w:r>
         <w:t xml:space="preserve"> </w:t>
       </w:r>
-      <w:proofErr w:type="spellStart"/>
       <w:proofErr w:type="gramStart"/>
       <w:r>
         <w:t>sw.emphasis</w:t>
       </w:r>
-      <w:proofErr w:type="spellEnd"/>
       <w:proofErr w:type="gramEnd"/>
       <w:r>
         <w:t xml:space="preserve"> </w:t>
@@ -1023,9 +1034,9 @@
           <w:noProof/>
         </w:rPr>
         <w:drawing>
-          <wp:inline distT="0" distB="0" distL="0" distR="0" wp14:anchorId="55204317" wp14:editId="563823E4">
-            <wp:extent cx="5327650" cy="3994150"/>
-            <wp:effectExtent l="0" t="0" r="0" b="6350"/>
+          <wp:inline distT="0" distB="0" distL="0" distR="0" wp14:anchorId="55204317" wp14:editId="52F420B6">
+            <wp:extent cx="2724150" cy="2042301"/>
+            <wp:effectExtent l="0" t="0" r="0" b="0"/>
             <wp:docPr id="34" name="圖片 34"/>
             <wp:cNvGraphicFramePr>
               <a:graphicFrameLocks xmlns:a="http://schemas.openxmlformats.org/drawingml/2006/main" noChangeAspect="1"/>
@@ -1055,7 +1066,7 @@
                   <pic:spPr bwMode="auto">
                     <a:xfrm>
                       <a:off x="0" y="0"/>
-                      <a:ext cx="5327650" cy="3994150"/>
+                      <a:ext cx="2734892" cy="2050355"/>
                     </a:xfrm>
                     <a:prstGeom prst="rect">
                       <a:avLst/>
@@ -1103,7 +1114,6 @@
       <w:r>
         <w:t xml:space="preserve"> </w:t>
       </w:r>
-      <w:proofErr w:type="spellStart"/>
       <w:proofErr w:type="gramStart"/>
       <w:r>
         <w:t>sw.</w:t>
@@ -1114,7 +1124,6 @@
       <w:r>
         <w:t>s</w:t>
       </w:r>
-      <w:proofErr w:type="spellEnd"/>
       <w:proofErr w:type="gramEnd"/>
       <w:r>
         <w:t xml:space="preserve"> = </w:t>
@@ -1131,39 +1140,1015 @@
         <w:t xml:space="preserve">To be honest, </w:t>
       </w:r>
       <w:r>
-        <w:t>I cannot even notice any difference between the two figures whereas the comment say it boots up high frequency components.</w:t>
-      </w:r>
-      <w:r>
-        <w:t xml:space="preserve"> It’s also useless </w:t>
+        <w:t>I cannot even notice any difference between the two figures whereas the comment say</w:t>
+      </w:r>
+      <w:r>
+        <w:t>s</w:t>
+      </w:r>
+      <w:r>
+        <w:t xml:space="preserve"> it boots up high frequency components.</w:t>
+      </w:r>
+      <w:r>
+        <w:t xml:space="preserve"> It</w:t>
+      </w:r>
+      <w:r>
+        <w:t>’s</w:t>
+      </w:r>
+      <w:r>
+        <w:t xml:space="preserve"> </w:t>
+      </w:r>
+      <w:r>
+        <w:t>also useless</w:t>
+      </w:r>
+      <w:r>
+        <w:t xml:space="preserve"> </w:t>
       </w:r>
       <w:r>
         <w:t xml:space="preserve">that I </w:t>
       </w:r>
       <w:r>
-        <w:t>also try to change the frame length and voice source</w:t>
+        <w:t>try to change the frame length and voice source</w:t>
       </w:r>
       <w:r>
         <w:t>.</w:t>
       </w:r>
     </w:p>
+    <w:p/>
+    <w:p>
+      <w:r>
+        <w:rPr>
+          <w:rFonts w:hint="eastAsia"/>
+        </w:rPr>
+        <w:t>4</w:t>
+      </w:r>
+      <w:r>
+        <w:t>.</w:t>
+      </w:r>
+    </w:p>
+    <w:p>
+      <w:r>
+        <w:t>All above figures are displayed in abs(S) rather than log conversion. If we turn to do log conversion, the spectrogram consists of dark splines. In my opinion, the display way, abs(S), is intuitively better to find the harmonics</w:t>
+      </w:r>
+      <w:r>
+        <w:t xml:space="preserve"> because we need high contrast</w:t>
+      </w:r>
+      <w:r>
+        <w:t>.</w:t>
+      </w:r>
+    </w:p>
+    <w:p>
+      <w:pPr>
+        <w:jc w:val="center"/>
+      </w:pPr>
+      <w:r>
+        <w:rPr>
+          <w:rFonts w:hint="eastAsia"/>
+          <w:noProof/>
+        </w:rPr>
+        <w:drawing>
+          <wp:inline distT="0" distB="0" distL="0" distR="0" wp14:anchorId="60CD9F37" wp14:editId="44866D42">
+            <wp:extent cx="3167791" cy="2374900"/>
+            <wp:effectExtent l="0" t="0" r="0" b="6350"/>
+            <wp:docPr id="35" name="圖片 35"/>
+            <wp:cNvGraphicFramePr>
+              <a:graphicFrameLocks xmlns:a="http://schemas.openxmlformats.org/drawingml/2006/main" noChangeAspect="1"/>
+            </wp:cNvGraphicFramePr>
+            <a:graphic xmlns:a="http://schemas.openxmlformats.org/drawingml/2006/main">
+              <a:graphicData uri="http://schemas.openxmlformats.org/drawingml/2006/picture">
+                <pic:pic xmlns:pic="http://schemas.openxmlformats.org/drawingml/2006/picture">
+                  <pic:nvPicPr>
+                    <pic:cNvPr id="0" name="Picture 34"/>
+                    <pic:cNvPicPr>
+                      <a:picLocks noChangeAspect="1" noChangeArrowheads="1"/>
+                    </pic:cNvPicPr>
+                  </pic:nvPicPr>
+                  <pic:blipFill>
+                    <a:blip r:embed="rId16">
+                      <a:extLst>
+                        <a:ext uri="{28A0092B-C50C-407E-A947-70E740481C1C}">
+                          <a14:useLocalDpi xmlns:a14="http://schemas.microsoft.com/office/drawing/2010/main" val="0"/>
+                        </a:ext>
+                      </a:extLst>
+                    </a:blip>
+                    <a:srcRect/>
+                    <a:stretch>
+                      <a:fillRect/>
+                    </a:stretch>
+                  </pic:blipFill>
+                  <pic:spPr bwMode="auto">
+                    <a:xfrm>
+                      <a:off x="0" y="0"/>
+                      <a:ext cx="3168984" cy="2375795"/>
+                    </a:xfrm>
+                    <a:prstGeom prst="rect">
+                      <a:avLst/>
+                    </a:prstGeom>
+                    <a:noFill/>
+                    <a:ln>
+                      <a:noFill/>
+                    </a:ln>
+                  </pic:spPr>
+                </pic:pic>
+              </a:graphicData>
+            </a:graphic>
+          </wp:inline>
+        </w:drawing>
+      </w:r>
+    </w:p>
+    <w:p>
+      <w:pPr>
+        <w:jc w:val="center"/>
+      </w:pPr>
+    </w:p>
+    <w:p>
+      <w:pPr>
+        <w:jc w:val="center"/>
+        <w:rPr>
+          <w:rFonts w:hint="eastAsia"/>
+        </w:rPr>
+      </w:pPr>
+    </w:p>
     <w:p>
       <w:r>
         <w:rPr>
           <w:rFonts w:hint="eastAsia"/>
         </w:rPr>
         <w:lastRenderedPageBreak/>
-        <w:t>4</w:t>
+        <w:t>5</w:t>
       </w:r>
       <w:r>
         <w:t>.</w:t>
       </w:r>
-    </w:p>
-    <w:p>
-      <w:pPr>
-        <w:rPr>
-          <w:rFonts w:hint="eastAsia"/>
-        </w:rPr>
-      </w:pPr>
+      <w:r>
+        <w:t xml:space="preserve"> </w:t>
+      </w:r>
+    </w:p>
+    <w:p>
+      <w:r>
+        <w:rPr>
+          <w:rFonts w:hint="eastAsia"/>
+        </w:rPr>
+        <w:t>O</w:t>
+      </w:r>
+      <w:r>
+        <w:t xml:space="preserve">nce we </w:t>
+      </w:r>
+      <w:proofErr w:type="gramStart"/>
+      <w:r>
+        <w:t>have to</w:t>
+      </w:r>
+      <w:proofErr w:type="gramEnd"/>
+      <w:r>
+        <w:t xml:space="preserve"> detect where the extreme points locate, because they can help us to find </w:t>
+      </w:r>
+      <w:r>
+        <w:t>peak value</w:t>
+      </w:r>
+      <w:r>
+        <w:t xml:space="preserve">. One of </w:t>
+      </w:r>
+      <w:r>
+        <w:t xml:space="preserve">the </w:t>
+      </w:r>
+      <w:r>
+        <w:t xml:space="preserve">properties of an extreme point is </w:t>
+      </w:r>
+      <w:r>
+        <w:t>where i</w:t>
+      </w:r>
+      <w:r>
+        <w:t>ts derivative equal</w:t>
+      </w:r>
+      <w:r>
+        <w:t>s</w:t>
+      </w:r>
+      <w:r>
+        <w:t xml:space="preserve"> zero</w:t>
+      </w:r>
+      <w:r>
+        <w:t xml:space="preserve">. In discrete time, that is equivalently </w:t>
+      </w:r>
+      <w:r>
+        <w:t xml:space="preserve">to calculate its difference and find where the sign changes. </w:t>
+      </w:r>
+    </w:p>
+    <w:p>
+      <w:pPr>
+        <w:rPr>
+          <w:rFonts w:hint="eastAsia"/>
+        </w:rPr>
+      </w:pPr>
+      <w:r>
+        <w:rPr>
+          <w:noProof/>
+        </w:rPr>
+        <w:drawing>
+          <wp:inline distT="0" distB="0" distL="0" distR="0" wp14:anchorId="303F71BE" wp14:editId="2E9C1184">
+            <wp:extent cx="3251200" cy="471703"/>
+            <wp:effectExtent l="0" t="0" r="0" b="5080"/>
+            <wp:docPr id="1" name="圖片 1"/>
+            <wp:cNvGraphicFramePr>
+              <a:graphicFrameLocks xmlns:a="http://schemas.openxmlformats.org/drawingml/2006/main" noChangeAspect="1"/>
+            </wp:cNvGraphicFramePr>
+            <a:graphic xmlns:a="http://schemas.openxmlformats.org/drawingml/2006/main">
+              <a:graphicData uri="http://schemas.openxmlformats.org/drawingml/2006/picture">
+                <pic:pic xmlns:pic="http://schemas.openxmlformats.org/drawingml/2006/picture">
+                  <pic:nvPicPr>
+                    <pic:cNvPr id="1" name=""/>
+                    <pic:cNvPicPr/>
+                  </pic:nvPicPr>
+                  <pic:blipFill>
+                    <a:blip r:embed="rId17"/>
+                    <a:stretch>
+                      <a:fillRect/>
+                    </a:stretch>
+                  </pic:blipFill>
+                  <pic:spPr>
+                    <a:xfrm>
+                      <a:off x="0" y="0"/>
+                      <a:ext cx="3300716" cy="478887"/>
+                    </a:xfrm>
+                    <a:prstGeom prst="rect">
+                      <a:avLst/>
+                    </a:prstGeom>
+                  </pic:spPr>
+                </pic:pic>
+              </a:graphicData>
+            </a:graphic>
+          </wp:inline>
+        </w:drawing>
+      </w:r>
+    </w:p>
+    <w:p>
+      <w:r>
+        <w:t xml:space="preserve">The </w:t>
+      </w:r>
+      <w:r>
+        <w:t>bandwidth of human voice</w:t>
+      </w:r>
+      <w:r>
+        <w:t xml:space="preserve"> is given</w:t>
+      </w:r>
+      <w:r>
+        <w:t xml:space="preserve">. </w:t>
+      </w:r>
+      <w:proofErr w:type="gramStart"/>
+      <w:r>
+        <w:t>In order to</w:t>
+      </w:r>
+      <w:proofErr w:type="gramEnd"/>
+      <w:r>
+        <w:t xml:space="preserve"> reduce computation complexity, only low frequency components below 1000Hz are interested. </w:t>
+      </w:r>
+    </w:p>
+    <w:p>
+      <w:pPr>
+        <w:rPr>
+          <w:rFonts w:hint="eastAsia"/>
+        </w:rPr>
+      </w:pPr>
+      <w:r>
+        <w:rPr>
+          <w:noProof/>
+        </w:rPr>
+        <w:drawing>
+          <wp:inline distT="0" distB="0" distL="0" distR="0" wp14:anchorId="6462EAFA" wp14:editId="3B67E730">
+            <wp:extent cx="4630463" cy="946150"/>
+            <wp:effectExtent l="0" t="0" r="0" b="6350"/>
+            <wp:docPr id="41" name="圖片 41" descr="一張含有 文字 的圖片&#10;&#10;自動產生的描述"/>
+            <wp:cNvGraphicFramePr>
+              <a:graphicFrameLocks xmlns:a="http://schemas.openxmlformats.org/drawingml/2006/main" noChangeAspect="1"/>
+            </wp:cNvGraphicFramePr>
+            <a:graphic xmlns:a="http://schemas.openxmlformats.org/drawingml/2006/main">
+              <a:graphicData uri="http://schemas.openxmlformats.org/drawingml/2006/picture">
+                <pic:pic xmlns:pic="http://schemas.openxmlformats.org/drawingml/2006/picture">
+                  <pic:nvPicPr>
+                    <pic:cNvPr id="41" name="圖片 41" descr="一張含有 文字 的圖片&#10;&#10;自動產生的描述"/>
+                    <pic:cNvPicPr/>
+                  </pic:nvPicPr>
+                  <pic:blipFill>
+                    <a:blip r:embed="rId18"/>
+                    <a:stretch>
+                      <a:fillRect/>
+                    </a:stretch>
+                  </pic:blipFill>
+                  <pic:spPr>
+                    <a:xfrm>
+                      <a:off x="0" y="0"/>
+                      <a:ext cx="4646208" cy="949367"/>
+                    </a:xfrm>
+                    <a:prstGeom prst="rect">
+                      <a:avLst/>
+                    </a:prstGeom>
+                  </pic:spPr>
+                </pic:pic>
+              </a:graphicData>
+            </a:graphic>
+          </wp:inline>
+        </w:drawing>
+      </w:r>
+    </w:p>
+    <w:p>
+      <w:r>
+        <w:t>After extreme point detection,</w:t>
+      </w:r>
+      <w:r>
+        <w:t xml:space="preserve"> we are required to </w:t>
+      </w:r>
+      <w:r>
+        <w:t xml:space="preserve">classify the </w:t>
+      </w:r>
+      <w:r>
+        <w:t>particularly</w:t>
+      </w:r>
+      <w:r>
+        <w:t xml:space="preserve"> large ones. </w:t>
+      </w:r>
+      <w:r>
+        <w:t>They</w:t>
+      </w:r>
+      <w:r>
+        <w:t xml:space="preserve"> may be the fundamental frequency or harmonics</w:t>
+      </w:r>
+      <w:r>
+        <w:t xml:space="preserve">. Standard deviation and average are helpful to find these outliers, so we can set </w:t>
+      </w:r>
+      <w:r>
+        <w:t xml:space="preserve">n standard deviation </w:t>
+      </w:r>
+      <w:r>
+        <w:t>a</w:t>
+      </w:r>
+      <w:r>
+        <w:t>s a</w:t>
+      </w:r>
+      <w:r>
+        <w:t xml:space="preserve"> threshold to </w:t>
+      </w:r>
+      <w:r>
+        <w:t>do it</w:t>
+      </w:r>
+      <w:r>
+        <w:t>, where n is a constant determined by trial and error.</w:t>
+      </w:r>
+      <w:r>
+        <w:t xml:space="preserve"> </w:t>
+      </w:r>
+    </w:p>
+    <w:p>
+      <w:pPr>
+        <w:rPr>
+          <w:rFonts w:hint="eastAsia"/>
+        </w:rPr>
+      </w:pPr>
+      <w:r>
+        <w:rPr>
+          <w:noProof/>
+        </w:rPr>
+        <w:drawing>
+          <wp:inline distT="0" distB="0" distL="0" distR="0" wp14:anchorId="4191082B" wp14:editId="73F3406B">
+            <wp:extent cx="3549650" cy="538836"/>
+            <wp:effectExtent l="0" t="0" r="0" b="0"/>
+            <wp:docPr id="42" name="圖片 42"/>
+            <wp:cNvGraphicFramePr>
+              <a:graphicFrameLocks xmlns:a="http://schemas.openxmlformats.org/drawingml/2006/main" noChangeAspect="1"/>
+            </wp:cNvGraphicFramePr>
+            <a:graphic xmlns:a="http://schemas.openxmlformats.org/drawingml/2006/main">
+              <a:graphicData uri="http://schemas.openxmlformats.org/drawingml/2006/picture">
+                <pic:pic xmlns:pic="http://schemas.openxmlformats.org/drawingml/2006/picture">
+                  <pic:nvPicPr>
+                    <pic:cNvPr id="1" name=""/>
+                    <pic:cNvPicPr/>
+                  </pic:nvPicPr>
+                  <pic:blipFill>
+                    <a:blip r:embed="rId19"/>
+                    <a:stretch>
+                      <a:fillRect/>
+                    </a:stretch>
+                  </pic:blipFill>
+                  <pic:spPr>
+                    <a:xfrm>
+                      <a:off x="0" y="0"/>
+                      <a:ext cx="3569195" cy="541803"/>
+                    </a:xfrm>
+                    <a:prstGeom prst="rect">
+                      <a:avLst/>
+                    </a:prstGeom>
+                  </pic:spPr>
+                </pic:pic>
+              </a:graphicData>
+            </a:graphic>
+          </wp:inline>
+        </w:drawing>
+      </w:r>
+    </w:p>
+    <w:p>
+      <w:r>
+        <w:t xml:space="preserve">The first outlier </w:t>
+      </w:r>
+      <w:r>
+        <w:t>can be</w:t>
+      </w:r>
+      <w:r>
+        <w:t xml:space="preserve"> viewed as the fundamental frequency if it’s over 80Hz for male or 150Hz for female.</w:t>
+      </w:r>
+      <w:r>
+        <w:t xml:space="preserve"> Otherwise, the second outlier is regarded as </w:t>
+      </w:r>
+      <w:r>
+        <w:t>the fundamental frequency and so on.</w:t>
+      </w:r>
+    </w:p>
+    <w:p>
+      <w:r>
+        <w:rPr>
+          <w:noProof/>
+        </w:rPr>
+        <w:drawing>
+          <wp:inline distT="0" distB="0" distL="0" distR="0" wp14:anchorId="435C7418" wp14:editId="1C9D1EA4">
+            <wp:extent cx="2628900" cy="1643586"/>
+            <wp:effectExtent l="0" t="0" r="0" b="0"/>
+            <wp:docPr id="43" name="圖片 43" descr="一張含有 文字 的圖片&#10;&#10;自動產生的描述"/>
+            <wp:cNvGraphicFramePr>
+              <a:graphicFrameLocks xmlns:a="http://schemas.openxmlformats.org/drawingml/2006/main" noChangeAspect="1"/>
+            </wp:cNvGraphicFramePr>
+            <a:graphic xmlns:a="http://schemas.openxmlformats.org/drawingml/2006/main">
+              <a:graphicData uri="http://schemas.openxmlformats.org/drawingml/2006/picture">
+                <pic:pic xmlns:pic="http://schemas.openxmlformats.org/drawingml/2006/picture">
+                  <pic:nvPicPr>
+                    <pic:cNvPr id="43" name="圖片 43" descr="一張含有 文字 的圖片&#10;&#10;自動產生的描述"/>
+                    <pic:cNvPicPr/>
+                  </pic:nvPicPr>
+                  <pic:blipFill>
+                    <a:blip r:embed="rId20"/>
+                    <a:stretch>
+                      <a:fillRect/>
+                    </a:stretch>
+                  </pic:blipFill>
+                  <pic:spPr>
+                    <a:xfrm>
+                      <a:off x="0" y="0"/>
+                      <a:ext cx="2632469" cy="1645817"/>
+                    </a:xfrm>
+                    <a:prstGeom prst="rect">
+                      <a:avLst/>
+                    </a:prstGeom>
+                  </pic:spPr>
+                </pic:pic>
+              </a:graphicData>
+            </a:graphic>
+          </wp:inline>
+        </w:drawing>
+      </w:r>
+    </w:p>
+    <w:p>
+      <w:pPr>
+        <w:rPr>
+          <w:rFonts w:hint="eastAsia"/>
+        </w:rPr>
+      </w:pPr>
+      <w:r>
+        <w:rPr>
+          <w:rFonts w:hint="eastAsia"/>
+        </w:rPr>
+        <w:t>T</w:t>
+      </w:r>
+      <w:r>
+        <w:t>he following picture shows the pitch contour of male voice.</w:t>
+      </w:r>
+    </w:p>
+    <w:p>
+      <w:pPr>
+        <w:jc w:val="center"/>
+      </w:pPr>
+      <w:r>
+        <w:rPr>
+          <w:noProof/>
+        </w:rPr>
+        <w:drawing>
+          <wp:inline distT="0" distB="0" distL="0" distR="0" wp14:anchorId="05131194" wp14:editId="4DA352D5">
+            <wp:extent cx="2591831" cy="1943100"/>
+            <wp:effectExtent l="0" t="0" r="0" b="0"/>
+            <wp:docPr id="45" name="圖片 45"/>
+            <wp:cNvGraphicFramePr>
+              <a:graphicFrameLocks xmlns:a="http://schemas.openxmlformats.org/drawingml/2006/main" noChangeAspect="1"/>
+            </wp:cNvGraphicFramePr>
+            <a:graphic xmlns:a="http://schemas.openxmlformats.org/drawingml/2006/main">
+              <a:graphicData uri="http://schemas.openxmlformats.org/drawingml/2006/picture">
+                <pic:pic xmlns:pic="http://schemas.openxmlformats.org/drawingml/2006/picture">
+                  <pic:nvPicPr>
+                    <pic:cNvPr id="0" name="Picture 40"/>
+                    <pic:cNvPicPr>
+                      <a:picLocks noChangeAspect="1" noChangeArrowheads="1"/>
+                    </pic:cNvPicPr>
+                  </pic:nvPicPr>
+                  <pic:blipFill>
+                    <a:blip r:embed="rId21">
+                      <a:extLst>
+                        <a:ext uri="{28A0092B-C50C-407E-A947-70E740481C1C}">
+                          <a14:useLocalDpi xmlns:a14="http://schemas.microsoft.com/office/drawing/2010/main" val="0"/>
+                        </a:ext>
+                      </a:extLst>
+                    </a:blip>
+                    <a:srcRect/>
+                    <a:stretch>
+                      <a:fillRect/>
+                    </a:stretch>
+                  </pic:blipFill>
+                  <pic:spPr bwMode="auto">
+                    <a:xfrm>
+                      <a:off x="0" y="0"/>
+                      <a:ext cx="2596382" cy="1946512"/>
+                    </a:xfrm>
+                    <a:prstGeom prst="rect">
+                      <a:avLst/>
+                    </a:prstGeom>
+                    <a:noFill/>
+                    <a:ln>
+                      <a:noFill/>
+                    </a:ln>
+                  </pic:spPr>
+                </pic:pic>
+              </a:graphicData>
+            </a:graphic>
+          </wp:inline>
+        </w:drawing>
+      </w:r>
+    </w:p>
+    <w:p>
+      <w:pPr>
+        <w:jc w:val="center"/>
+      </w:pPr>
+      <w:r>
+        <w:rPr>
+          <w:rFonts w:hint="eastAsia"/>
+        </w:rPr>
+        <w:t>(</w:t>
+      </w:r>
+      <w:proofErr w:type="gramStart"/>
+      <w:r>
+        <w:t>pitch</w:t>
+      </w:r>
+      <w:proofErr w:type="gramEnd"/>
+      <w:r>
+        <w:t xml:space="preserve"> contour of </w:t>
+      </w:r>
+      <w:r>
+        <w:t>male voice with frame length = 0.1)</w:t>
+      </w:r>
+    </w:p>
+    <w:p>
+      <w:r>
+        <w:rPr>
+          <w:rFonts w:hint="eastAsia"/>
+        </w:rPr>
+        <w:lastRenderedPageBreak/>
+        <w:t>W</w:t>
+      </w:r>
+      <w:r>
+        <w:t>e can see there is an abnormal fundamental frequency at the 49</w:t>
+      </w:r>
+      <w:r>
+        <w:rPr>
+          <w:vertAlign w:val="superscript"/>
+        </w:rPr>
+        <w:t>th</w:t>
+      </w:r>
+      <w:r>
+        <w:t xml:space="preserve"> frame, checking what the spectrum looks like.</w:t>
+      </w:r>
+    </w:p>
+    <w:p>
+      <w:pPr>
+        <w:jc w:val="center"/>
+        <w:rPr>
+          <w:rFonts w:hint="eastAsia"/>
+        </w:rPr>
+      </w:pPr>
+    </w:p>
+    <w:p>
+      <w:pPr>
+        <w:jc w:val="center"/>
+      </w:pPr>
+      <w:r>
+        <w:rPr>
+          <w:noProof/>
+        </w:rPr>
+        <w:drawing>
+          <wp:anchor distT="0" distB="0" distL="114300" distR="114300" simplePos="0" relativeHeight="251659264" behindDoc="0" locked="0" layoutInCell="1" allowOverlap="1" wp14:anchorId="59AFACCC" wp14:editId="3F7447FF">
+            <wp:simplePos x="0" y="0"/>
+            <wp:positionH relativeFrom="margin">
+              <wp:posOffset>-1327785</wp:posOffset>
+            </wp:positionH>
+            <wp:positionV relativeFrom="paragraph">
+              <wp:posOffset>-540385</wp:posOffset>
+            </wp:positionV>
+            <wp:extent cx="9036050" cy="4665650"/>
+            <wp:effectExtent l="0" t="0" r="0" b="0"/>
+            <wp:wrapNone/>
+            <wp:docPr id="39" name="圖片 39"/>
+            <wp:cNvGraphicFramePr>
+              <a:graphicFrameLocks xmlns:a="http://schemas.openxmlformats.org/drawingml/2006/main" noChangeAspect="1"/>
+            </wp:cNvGraphicFramePr>
+            <a:graphic xmlns:a="http://schemas.openxmlformats.org/drawingml/2006/main">
+              <a:graphicData uri="http://schemas.openxmlformats.org/drawingml/2006/picture">
+                <pic:pic xmlns:pic="http://schemas.openxmlformats.org/drawingml/2006/picture">
+                  <pic:nvPicPr>
+                    <pic:cNvPr id="0" name="Picture 38"/>
+                    <pic:cNvPicPr>
+                      <a:picLocks noChangeAspect="1" noChangeArrowheads="1"/>
+                    </pic:cNvPicPr>
+                  </pic:nvPicPr>
+                  <pic:blipFill>
+                    <a:blip r:embed="rId22" cstate="print">
+                      <a:extLst>
+                        <a:ext uri="{28A0092B-C50C-407E-A947-70E740481C1C}">
+                          <a14:useLocalDpi xmlns:a14="http://schemas.microsoft.com/office/drawing/2010/main" val="0"/>
+                        </a:ext>
+                      </a:extLst>
+                    </a:blip>
+                    <a:srcRect/>
+                    <a:stretch>
+                      <a:fillRect/>
+                    </a:stretch>
+                  </pic:blipFill>
+                  <pic:spPr bwMode="auto">
+                    <a:xfrm>
+                      <a:off x="0" y="0"/>
+                      <a:ext cx="9046443" cy="4671016"/>
+                    </a:xfrm>
+                    <a:prstGeom prst="rect">
+                      <a:avLst/>
+                    </a:prstGeom>
+                    <a:noFill/>
+                    <a:ln>
+                      <a:noFill/>
+                    </a:ln>
+                  </pic:spPr>
+                </pic:pic>
+              </a:graphicData>
+            </a:graphic>
+            <wp14:sizeRelH relativeFrom="margin">
+              <wp14:pctWidth>0</wp14:pctWidth>
+            </wp14:sizeRelH>
+            <wp14:sizeRelV relativeFrom="margin">
+              <wp14:pctHeight>0</wp14:pctHeight>
+            </wp14:sizeRelV>
+          </wp:anchor>
+        </w:drawing>
+      </w:r>
+      <w:r>
+        <w:rPr>
+          <w:noProof/>
+        </w:rPr>
+        <w:t xml:space="preserve"> </w:t>
+      </w:r>
+    </w:p>
+    <w:p>
+      <w:pPr>
+        <w:jc w:val="center"/>
+      </w:pPr>
+    </w:p>
+    <w:p>
+      <w:pPr>
+        <w:jc w:val="center"/>
+      </w:pPr>
+    </w:p>
+    <w:p>
+      <w:pPr>
+        <w:jc w:val="center"/>
+      </w:pPr>
+    </w:p>
+    <w:p>
+      <w:pPr>
+        <w:jc w:val="center"/>
+      </w:pPr>
+    </w:p>
+    <w:p>
+      <w:pPr>
+        <w:jc w:val="center"/>
+      </w:pPr>
+    </w:p>
+    <w:p>
+      <w:pPr>
+        <w:jc w:val="center"/>
+      </w:pPr>
+    </w:p>
+    <w:p>
+      <w:pPr>
+        <w:jc w:val="center"/>
+      </w:pPr>
+    </w:p>
+    <w:p>
+      <w:pPr>
+        <w:jc w:val="center"/>
+      </w:pPr>
+    </w:p>
+    <w:p>
+      <w:pPr>
+        <w:jc w:val="center"/>
+      </w:pPr>
+    </w:p>
+    <w:p>
+      <w:pPr>
+        <w:jc w:val="center"/>
+      </w:pPr>
+    </w:p>
+    <w:p>
+      <w:pPr>
+        <w:jc w:val="center"/>
+        <w:rPr>
+          <w:rFonts w:hint="eastAsia"/>
+        </w:rPr>
+      </w:pPr>
+    </w:p>
+    <w:p>
+      <w:pPr>
+        <w:jc w:val="center"/>
+        <w:rPr>
+          <w:rFonts w:hint="eastAsia"/>
+        </w:rPr>
+      </w:pPr>
+    </w:p>
+    <w:p>
+      <w:pPr>
+        <w:jc w:val="center"/>
+      </w:pPr>
+    </w:p>
+    <w:p>
+      <w:pPr>
+        <w:jc w:val="center"/>
+        <w:rPr>
+          <w:rFonts w:hint="eastAsia"/>
+        </w:rPr>
+      </w:pPr>
+    </w:p>
+    <w:p/>
+    <w:p>
+      <w:pPr>
+        <w:jc w:val="center"/>
+      </w:pPr>
+    </w:p>
+    <w:p>
+      <w:pPr>
+        <w:jc w:val="center"/>
+      </w:pPr>
+      <w:r>
+        <w:rPr>
+          <w:rFonts w:hint="eastAsia"/>
+        </w:rPr>
+        <w:t>(</w:t>
+      </w:r>
+      <w:proofErr w:type="gramStart"/>
+      <w:r>
+        <w:t>spectrum</w:t>
+      </w:r>
+      <w:proofErr w:type="gramEnd"/>
+      <w:r>
+        <w:t xml:space="preserve"> of the 49</w:t>
+      </w:r>
+      <w:r>
+        <w:rPr>
+          <w:vertAlign w:val="superscript"/>
+        </w:rPr>
+        <w:t>th</w:t>
+      </w:r>
+      <w:r>
+        <w:t xml:space="preserve"> frame)</w:t>
+      </w:r>
+    </w:p>
+    <w:p>
+      <w:r>
+        <w:rPr>
+          <w:rFonts w:hint="eastAsia"/>
+        </w:rPr>
+        <w:t>I</w:t>
+      </w:r>
+      <w:r>
+        <w:t>n my opinion, this spectrum is difficult to directly find the fundamental frequency not to mention our algorithm. It should be forgiven.</w:t>
+      </w:r>
+      <w:r>
+        <w:t xml:space="preserve"> Except for the 49</w:t>
+      </w:r>
+      <w:r>
+        <w:rPr>
+          <w:vertAlign w:val="superscript"/>
+        </w:rPr>
+        <w:t>th</w:t>
+      </w:r>
+      <w:r>
+        <w:t xml:space="preserve"> frame, rest of frames have an elegant performance, because they are in the range of 80 to 320 Hz.</w:t>
+      </w:r>
+    </w:p>
+    <w:p/>
+    <w:p>
+      <w:pPr>
+        <w:rPr>
+          <w:rFonts w:hint="eastAsia"/>
+        </w:rPr>
+      </w:pPr>
+      <w:r>
+        <w:rPr>
+          <w:rFonts w:hint="eastAsia"/>
+        </w:rPr>
+        <w:t>T</w:t>
+      </w:r>
+      <w:r>
+        <w:t xml:space="preserve">he following picture shows the pitch contour of </w:t>
+      </w:r>
+      <w:r>
+        <w:t>fe</w:t>
+      </w:r>
+      <w:r>
+        <w:t>male voice.</w:t>
+      </w:r>
+    </w:p>
+    <w:p>
+      <w:pPr>
+        <w:jc w:val="center"/>
+      </w:pPr>
+      <w:r>
+        <w:rPr>
+          <w:rFonts w:hint="eastAsia"/>
+          <w:noProof/>
+        </w:rPr>
+        <w:drawing>
+          <wp:inline distT="0" distB="0" distL="0" distR="0" wp14:anchorId="2DFD8CB4" wp14:editId="730BAB08">
+            <wp:extent cx="3016250" cy="2261289"/>
+            <wp:effectExtent l="0" t="0" r="0" b="0"/>
+            <wp:docPr id="44" name="圖片 44"/>
+            <wp:cNvGraphicFramePr>
+              <a:graphicFrameLocks xmlns:a="http://schemas.openxmlformats.org/drawingml/2006/main" noChangeAspect="1"/>
+            </wp:cNvGraphicFramePr>
+            <a:graphic xmlns:a="http://schemas.openxmlformats.org/drawingml/2006/main">
+              <a:graphicData uri="http://schemas.openxmlformats.org/drawingml/2006/picture">
+                <pic:pic xmlns:pic="http://schemas.openxmlformats.org/drawingml/2006/picture">
+                  <pic:nvPicPr>
+                    <pic:cNvPr id="0" name="Picture 39"/>
+                    <pic:cNvPicPr>
+                      <a:picLocks noChangeAspect="1" noChangeArrowheads="1"/>
+                    </pic:cNvPicPr>
+                  </pic:nvPicPr>
+                  <pic:blipFill>
+                    <a:blip r:embed="rId23">
+                      <a:extLst>
+                        <a:ext uri="{28A0092B-C50C-407E-A947-70E740481C1C}">
+                          <a14:useLocalDpi xmlns:a14="http://schemas.microsoft.com/office/drawing/2010/main" val="0"/>
+                        </a:ext>
+                      </a:extLst>
+                    </a:blip>
+                    <a:srcRect/>
+                    <a:stretch>
+                      <a:fillRect/>
+                    </a:stretch>
+                  </pic:blipFill>
+                  <pic:spPr bwMode="auto">
+                    <a:xfrm>
+                      <a:off x="0" y="0"/>
+                      <a:ext cx="3018570" cy="2263028"/>
+                    </a:xfrm>
+                    <a:prstGeom prst="rect">
+                      <a:avLst/>
+                    </a:prstGeom>
+                    <a:noFill/>
+                    <a:ln>
+                      <a:noFill/>
+                    </a:ln>
+                  </pic:spPr>
+                </pic:pic>
+              </a:graphicData>
+            </a:graphic>
+          </wp:inline>
+        </w:drawing>
+      </w:r>
+    </w:p>
+    <w:p>
+      <w:pPr>
+        <w:jc w:val="center"/>
+      </w:pPr>
+      <w:r>
+        <w:rPr>
+          <w:rFonts w:hint="eastAsia"/>
+        </w:rPr>
+        <w:t>(</w:t>
+      </w:r>
+      <w:proofErr w:type="gramStart"/>
+      <w:r>
+        <w:t>pitch</w:t>
+      </w:r>
+      <w:proofErr w:type="gramEnd"/>
+      <w:r>
+        <w:t xml:space="preserve"> contour of </w:t>
+      </w:r>
+      <w:r>
+        <w:t>fe</w:t>
+      </w:r>
+      <w:r>
+        <w:t>male voice with frame length = 0.1)</w:t>
+      </w:r>
+    </w:p>
+    <w:p>
+      <w:r>
+        <w:rPr>
+          <w:rFonts w:hint="eastAsia"/>
+        </w:rPr>
+        <w:t>I</w:t>
+      </w:r>
+      <w:r>
+        <w:t xml:space="preserve">t seems perfect without any abnormal element. </w:t>
+      </w:r>
+      <w:r>
+        <w:t>The pitch contour of n</w:t>
+      </w:r>
+      <w:r>
+        <w:t>either fema</w:t>
+      </w:r>
+      <w:r>
+        <w:t>l</w:t>
+      </w:r>
+      <w:r>
+        <w:t xml:space="preserve">e nor </w:t>
+      </w:r>
+      <w:r>
+        <w:t>male voice is under A4 or 440Hz.</w:t>
+      </w:r>
+    </w:p>
+    <w:p/>
+    <w:p/>
+    <w:p/>
+    <w:p>
+      <w:r>
+        <w:rPr>
+          <w:rFonts w:hint="eastAsia"/>
+        </w:rPr>
+        <w:lastRenderedPageBreak/>
+        <w:t>6</w:t>
+      </w:r>
+      <w:r>
+        <w:t>.</w:t>
+      </w:r>
+    </w:p>
+    <w:p>
+      <w:pPr>
+        <w:rPr>
+          <w:rFonts w:hint="eastAsia"/>
+        </w:rPr>
+      </w:pPr>
+      <w:r>
+        <w:rPr>
+          <w:rFonts w:hint="eastAsia"/>
+        </w:rPr>
+        <w:t>T</w:t>
+      </w:r>
+      <w:r>
+        <w:t>he matter is the threshold determined by your experience</w:t>
+      </w:r>
+      <w:r>
+        <w:t xml:space="preserve">, so we </w:t>
+      </w:r>
+      <w:proofErr w:type="gramStart"/>
+      <w:r>
+        <w:t>have to</w:t>
+      </w:r>
+      <w:proofErr w:type="gramEnd"/>
+      <w:r>
+        <w:t xml:space="preserve"> try </w:t>
+      </w:r>
+      <w:r>
+        <w:t>the best circumstance iteratively. Using the first frame or randomly selected to manually check whether the fundamental frequency is over the threshold. The pitch contour figure helps us to check which frame is not applicable. Finally,</w:t>
+      </w:r>
+      <w:r>
+        <w:t xml:space="preserve"> we</w:t>
+      </w:r>
+      <w:r>
+        <w:t xml:space="preserve"> modi</w:t>
+      </w:r>
+      <w:r>
+        <w:t xml:space="preserve">fy the threshold and repeat the process until the performance is satisfied. </w:t>
+      </w:r>
+      <w:r>
+        <w:t>If we alternate using log conversion</w:t>
+      </w:r>
+      <w:r>
+        <w:t xml:space="preserve"> </w:t>
+      </w:r>
+      <w:r>
+        <w:t>referred to question 4</w:t>
+      </w:r>
+      <w:r>
+        <w:t>, it will be useless. After log conversion, the small values are magnified, and large values are shrunk. It leads us to set the constant n difficultly. That says this algorithm lacks robust</w:t>
+      </w:r>
+      <w:r>
+        <w:t xml:space="preserve">. However, the process is particularly </w:t>
+      </w:r>
+      <w:proofErr w:type="gramStart"/>
+      <w:r>
+        <w:t>successful</w:t>
+      </w:r>
+      <w:proofErr w:type="gramEnd"/>
+      <w:r>
+        <w:t xml:space="preserve"> and every thing is exactly what I expect.</w:t>
+      </w:r>
     </w:p>
     <w:sectPr>
       <w:pgSz w:w="11906" w:h="16838"/>
@@ -1696,6 +2681,16 @@
       <w:szCs w:val="20"/>
     </w:rPr>
   </w:style>
+  <w:style w:type="character" w:styleId="a7">
+    <w:name w:val="Placeholder Text"/>
+    <w:basedOn w:val="a0"/>
+    <w:uiPriority w:val="99"/>
+    <w:semiHidden/>
+    <w:rsid w:val="00A60AD4"/>
+    <w:rPr>
+      <w:color w:val="808080"/>
+    </w:rPr>
+  </w:style>
 </w:styles>
 </file>
 
